--- a/TPC_modello_lettera.docx
+++ b/TPC_modello_lettera.docx
@@ -540,7 +540,7 @@
         </w:tcPr>
         <w:p>
           <w:pPr>
-            <w:spacing w:after="20" w:line="200" w:lineRule="auto"/>
+            <w:spacing w:after="20" w:line="240" w:lineRule="auto"/>
             <w:jc w:val="left"/>
           </w:pPr>
           <w:r>
@@ -578,7 +578,7 @@
         </w:p>
         <w:p>
           <w:pPr>
-            <w:spacing w:after="0" w:line="200" w:lineRule="auto"/>
+            <w:spacing w:after="0" w:line="240" w:lineRule="auto"/>
             <w:jc w:val="left"/>
           </w:pPr>
           <w:r>
@@ -620,7 +620,7 @@
         </w:p>
         <w:p>
           <w:pPr>
-            <w:spacing w:after="0" w:line="200" w:lineRule="auto"/>
+            <w:spacing w:after="0" w:line="240" w:lineRule="auto"/>
             <w:jc w:val="left"/>
           </w:pPr>
           <w:r>
@@ -662,7 +662,7 @@
         </w:p>
         <w:p>
           <w:pPr>
-            <w:spacing w:after="0" w:line="200" w:lineRule="auto"/>
+            <w:spacing w:after="0" w:line="240" w:lineRule="auto"/>
             <w:jc w:val="left"/>
           </w:pPr>
           <w:r>
@@ -704,7 +704,7 @@
         </w:p>
         <w:p>
           <w:pPr>
-            <w:spacing w:after="0" w:line="200" w:lineRule="auto"/>
+            <w:spacing w:after="0" w:line="240" w:lineRule="auto"/>
             <w:jc w:val="left"/>
           </w:pPr>
           <w:r>
@@ -841,7 +841,7 @@
         </w:tcPr>
         <w:p>
           <w:pPr>
-            <w:spacing w:after="20" w:line="200" w:lineRule="auto"/>
+            <w:spacing w:after="20" w:line="240" w:lineRule="auto"/>
             <w:jc w:val="left"/>
           </w:pPr>
           <w:r>
@@ -857,7 +857,7 @@
         </w:p>
         <w:p>
           <w:pPr>
-            <w:spacing w:after="0" w:line="200" w:lineRule="auto"/>
+            <w:spacing w:after="0" w:line="240" w:lineRule="auto"/>
             <w:jc w:val="left"/>
           </w:pPr>
           <w:r>
@@ -873,7 +873,7 @@
         </w:p>
         <w:p>
           <w:pPr>
-            <w:spacing w:after="0" w:line="200" w:lineRule="auto"/>
+            <w:spacing w:after="0" w:line="240" w:lineRule="auto"/>
             <w:jc w:val="left"/>
           </w:pPr>
           <w:proofErr w:type="spellStart"/>
@@ -1245,7 +1245,7 @@
               <w:sz w:val="16"/>
               <w:szCs w:val="16"/>
             </w:rPr>
-            <w:t xml:space="preserve">] – email: </w:t>
+            <w:t xml:space="preserve"> – email: </w:t>
           </w:r>
           <w:r>
             <w:rPr>
